--- a/José Camelo Vieira - Ação bancária/Contrato de Honorários - José Camelo Vieira.docx
+++ b/José Camelo Vieira - Ação bancária/Contrato de Honorários - José Camelo Vieira.docx
@@ -43,7 +43,7 @@
         <w:t xml:space="preserve">JOSÉ CAMELO VIEIRA</w:t>
       </w:r>
       <w:r>
-        <w:t xml:space="preserve">, brasileiro, [ESTADO CIVIL], aposentado, nascido em 15/12/1958, natural de Miguel Alves-PI, filho de Antonia Camelo Vieira, portador da Carteira de Identidade nº 803418 SSP/PI e inscrito no CPF sob o nº 297.318.443-68, titular do benefício previdenciário nº 194.694.808-7 (aposentadoria por idade), residente e domiciliado no Povoado São José dos Bens, s/n, Zona Rural, Miguel Alves-PI, CEP 64.130-000, telefone [TELEFONE].</w:t>
+        <w:t xml:space="preserve">, brasileiro, convivente em união estável, aposentado, nascido em 15/12/1958, natural de Miguel Alves-PI, filho de Antonia Camelo Vieira, portador da Carteira de Identidade nº 803418 SSP/PI e inscrito no CPF sob o nº 297.318.443-68, titular do benefício previdenciário nº 194.694.808-7 (aposentadoria por idade), residente e domiciliado no Povoado São José dos Bens, s/n, Zona Rural, Miguel Alves-PI, CEP 64.130-000, telefone [TELEFONE].</w:t>
       </w:r>
     </w:p>
     <w:p>
